--- a/word_reports/LP_0021_위치_322_Various Artists_Pops Pops.docx
+++ b/word_reports/LP_0021_위치_322_Various Artists_Pops Pops.docx
@@ -4,7 +4,7 @@
   <w:body>
     <w:p>
       <w:pPr>
-        <w:spacing w:after="280"/>
+        <w:spacing w:after="80"/>
       </w:pPr>
       <w:r>
         <w:rPr w:rFonts="맑은 고딕">
@@ -13,94 +13,47 @@
           <w:color w:val="1E3A8A"/>
           <w:sz w:val="30"/>
         </w:rPr>
-        <w:t>[322] Various Artists - Pops Pops Vol.4</w:t>
+        <w:t>Various Artists - Pops Pops Vol.4</w:t>
       </w:r>
     </w:p>
     <w:p>
       <w:pPr>
-        <w:spacing w:after="320"/>
+        <w:spacing w:after="240"/>
       </w:pPr>
       <w:r>
         <w:rPr w:rFonts="맑은 고딕">
           <w:rFonts w:ascii="맑은 고딕" w:hAnsi="맑은 고딕" w:eastAsia="맑은 고딕"/>
           <w:b/>
-          <w:sz w:val="20"/>
+          <w:color w:val="4B5563"/>
+          <w:sz w:val="22"/>
         </w:rPr>
-        <w:t>■ 위치 : 322</w:t>
-        <w:br/>
-      </w:r>
-      <w:r>
-        <w:rPr w:rFonts="맑은 고딕">
-          <w:rFonts w:ascii="맑은 고딕" w:hAnsi="맑은 고딕" w:eastAsia="맑은 고딕"/>
-          <w:b/>
-          <w:sz w:val="20"/>
-        </w:rPr>
-        <w:t>■ 아티스트 : Various Artists</w:t>
-        <w:br/>
-      </w:r>
-      <w:r>
-        <w:rPr w:rFonts="맑은 고딕">
-          <w:rFonts w:ascii="맑은 고딕" w:hAnsi="맑은 고딕" w:eastAsia="맑은 고딕"/>
-          <w:b/>
-          <w:sz w:val="20"/>
-        </w:rPr>
-        <w:t>■ 앨범명 : Pops Pops Vol.4</w:t>
-        <w:br/>
-      </w:r>
-      <w:r>
-        <w:rPr w:rFonts="맑은 고딕">
-          <w:rFonts w:ascii="맑은 고딕" w:hAnsi="맑은 고딕" w:eastAsia="맑은 고딕"/>
-          <w:b w:val="0"/>
-          <w:sz w:val="20"/>
-        </w:rPr>
-        <w:t>■ 음반 레이블 : 지구레코드 (Earth Record)</w:t>
-        <w:br/>
-      </w:r>
-      <w:r>
-        <w:rPr w:rFonts="맑은 고딕">
-          <w:rFonts w:ascii="맑은 고딕" w:hAnsi="맑은 고딕" w:eastAsia="맑은 고딕"/>
-          <w:b w:val="0"/>
-          <w:sz w:val="20"/>
-        </w:rPr>
-        <w:t>■ 발매년도 : 1980</w:t>
-        <w:br/>
-      </w:r>
-      <w:r>
-        <w:rPr w:rFonts="맑은 고딕">
-          <w:rFonts w:ascii="맑은 고딕" w:hAnsi="맑은 고딕" w:eastAsia="맑은 고딕"/>
-          <w:b w:val="0"/>
-          <w:sz w:val="20"/>
-        </w:rPr>
-        <w:t>■ 장르 : 팝 / 소프트 록 / 디스코 (Pop / Soft Rock / Disco)</w:t>
-        <w:br/>
-      </w:r>
-      <w:r>
-        <w:rPr w:rFonts="맑은 고딕">
-          <w:rFonts w:ascii="맑은 고딕" w:hAnsi="맑은 고딕" w:eastAsia="맑은 고딕"/>
-          <w:b w:val="0"/>
-          <w:sz w:val="20"/>
-        </w:rPr>
-        <w:t>■ 주요 수록곡 : 1. Leo Sayer - More Than I Can Say</w:t>
-        <w:br/>
+        <w:t>위치 :  322</w:t>
       </w:r>
     </w:p>
     <w:p>
       <w:pPr>
-        <w:spacing w:after="160"/>
+        <w:spacing w:line="324" w:lineRule="auto" w:before="80" w:after="160"/>
       </w:pPr>
       <w:r>
         <w:rPr w:rFonts="맑은 고딕">
           <w:rFonts w:ascii="맑은 고딕" w:hAnsi="맑은 고딕" w:eastAsia="맑은 고딕"/>
           <w:b/>
           <w:color w:val="1F2937"/>
-          <w:sz w:val="24"/>
+          <w:sz w:val="22"/>
         </w:rPr>
-        <w:t>■ 음반 해설 및 감상 가이드</w:t>
+        <w:t xml:space="preserve">[음반 소개] </w:t>
+      </w:r>
+      <w:r>
+        <w:rPr w:rFonts="맑은 고딕">
+          <w:rFonts w:ascii="맑은 고딕" w:hAnsi="맑은 고딕" w:eastAsia="맑은 고딕"/>
+          <w:b w:val="0"/>
+          <w:sz w:val="21"/>
+        </w:rPr>
       </w:r>
     </w:p>
     <w:p>
       <w:pPr>
-        <w:spacing w:line="312" w:lineRule="auto" w:after="120"/>
+        <w:spacing w:line="324" w:lineRule="auto" w:after="120"/>
       </w:pPr>
       <w:r>
         <w:rPr w:rFonts="맑은 고딕">
@@ -108,51 +61,516 @@
           <w:b w:val="0"/>
           <w:sz w:val="21"/>
         </w:rPr>
-        <w:t>1970년대 후반에서 1980년대 초반으로 넘어가는 시기는 팝 음악사에서 가장 다채롭고 풍요로운 멜로디가 만개했던 Golden Era로 꼽힙니다. 당대 한국의 음악 감상실과 라디오 방송을 매료시켰던 서양 팝 음악의 진수만을 엄선하여 엮은 컴필레이션 음반 『Pops Pops Vol. 4』는 그 시절의 시대적 정서와 청춘의 낭만을 오롯이 담아낸 귀중한 음악적 초상입니다. 단일 아티스트의 앨범에서는 느낄 수 없는 다채로운 장르적 스펙트럼과 당대 히트곡들의 정수를 한 판의 턴테이블 위에서 선명하게 만날 수 있는 작품입니다.</w:t>
+        <w:t>황금빛 노을처럼 찬란했던 서구 팝 음악의 영광스러운 순간들을 한 장의 바이닐에 오롯이 응축해 낸 소중한 명편입니다. 70~80년대 감수성을 풍요롭게 수놓았던 거장들의 유려한 멜로디가 정교한 큐레이션을 통해 아날로그 소릿골마다 아련하게 스며들어 있습니다. 디지털 시대에는 결코 흉내 낼 수 없는 깊고 따스한 질감은 청자에게 지나간 청춘의 낭만과 음악이 주는 순수한 위로를 다시금 일깨워 줍니다. 음악사적 가치를 넘어 시대를 풍미한 감동의 유산으로서 오늘날의 클래식 애호가와 팝 애청자 모두의 가슴을 깊이 울리는 음반입니다.</w:t>
       </w:r>
     </w:p>
     <w:p>
       <w:pPr>
-        <w:spacing w:line="312" w:lineRule="auto" w:after="120"/>
+        <w:spacing w:line="324" w:lineRule="auto" w:before="200" w:after="80"/>
       </w:pPr>
+      <w:r>
+        <w:rPr w:rFonts="맑은 고딕">
+          <w:rFonts w:ascii="맑은 고딕" w:hAnsi="맑은 고딕" w:eastAsia="맑은 고딕"/>
+          <w:b/>
+          <w:color w:val="1E3A8A"/>
+          <w:sz w:val="24"/>
+        </w:rPr>
+        <w:t>1. 음반 데이터</w:t>
+      </w:r>
+    </w:p>
+    <w:p>
+      <w:pPr>
+        <w:spacing w:line="324" w:lineRule="auto" w:after="80"/>
+      </w:pPr>
+      <w:r>
+        <w:rPr w:rFonts="맑은 고딕">
+          <w:rFonts w:ascii="맑은 고딕" w:hAnsi="맑은 고딕" w:eastAsia="맑은 고딕"/>
+          <w:b w:val="0"/>
+          <w:color w:val="6B7280"/>
+          <w:sz w:val="21"/>
+        </w:rPr>
+        <w:t xml:space="preserve">· </w:t>
+      </w:r>
+      <w:r>
+        <w:rPr w:rFonts="맑은 고딕">
+          <w:rFonts w:ascii="맑은 고딕" w:hAnsi="맑은 고딕" w:eastAsia="맑은 고딕"/>
+          <w:b/>
+          <w:color w:val="1F2937"/>
+          <w:sz w:val="21"/>
+        </w:rPr>
+        <w:t xml:space="preserve">앨범명: </w:t>
+      </w:r>
       <w:r>
         <w:rPr w:rFonts="맑은 고딕">
           <w:rFonts w:ascii="맑은 고딕" w:hAnsi="맑은 고딕" w:eastAsia="맑은 고딕"/>
           <w:b w:val="0"/>
           <w:sz w:val="21"/>
         </w:rPr>
-        <w:t>본 음반은 신나는 디스코 리듬부터 가슴을 적시는 감성 발라드까지 극적인 완급 조절을 보여주는 세련된 큐레이션이 돋보입니다. 레오 세이어(Leo Sayer)의 감미롭고 중독성 있는 음색이 빛나는 「More Than I Can Say」로 시작되는 서두는 청자를 단숨에 80년대 아날로그 감성의 한가운데로 이끕니다. 이어지는 빌리 조엘(Billy Joel)의 진솔하고 절제된 피아노 선율이 돋보이는 「Honesty」와 에어 서플라이(Air Supply) 특유의 청량한 하모니가 일품인 「Lost in Love」는 특유의 서정성과 음향적 밀도감을 극대화하며 음반의 예술적 가치를 한층 높여줍니다.</w:t>
+        <w:t>Pops Pops Vol.4</w:t>
       </w:r>
     </w:p>
     <w:p>
       <w:pPr>
-        <w:spacing w:line="312" w:lineRule="auto" w:after="120"/>
+        <w:spacing w:line="324" w:lineRule="auto" w:after="80"/>
       </w:pPr>
+      <w:r>
+        <w:rPr w:rFonts="맑은 고딕">
+          <w:rFonts w:ascii="맑은 고딕" w:hAnsi="맑은 고딕" w:eastAsia="맑은 고딕"/>
+          <w:b w:val="0"/>
+          <w:color w:val="6B7280"/>
+          <w:sz w:val="21"/>
+        </w:rPr>
+        <w:t xml:space="preserve">· </w:t>
+      </w:r>
+      <w:r>
+        <w:rPr w:rFonts="맑은 고딕">
+          <w:rFonts w:ascii="맑은 고딕" w:hAnsi="맑은 고딕" w:eastAsia="맑은 고딕"/>
+          <w:b/>
+          <w:color w:val="1F2937"/>
+          <w:sz w:val="21"/>
+        </w:rPr>
+        <w:t xml:space="preserve">아티스트: </w:t>
+      </w:r>
       <w:r>
         <w:rPr w:rFonts="맑은 고딕">
           <w:rFonts w:ascii="맑은 고딕" w:hAnsi="맑은 고딕" w:eastAsia="맑은 고딕"/>
           <w:b w:val="0"/>
           <w:sz w:val="21"/>
         </w:rPr>
-        <w:t>음악적 연주와 보컬의 측면에서도 이 음반은 당대 최고 수준의 프로덕션을 증명합니다. 바브라 스트라이샌드(Barbra Streisand)의 미성과 압도적인 가창력이 웅장한 오케스트레이션과 조화를 이루는 「Woman in Love」는 팝 밸러드의 정점을 보여주며, 둘리스(The Dooleys)와 보니 엠(Boney M.)의 트랙들은 화려한 베이스라인과 밝은 브라스 세션으로 음반 전체에 경쾌한 에너지를 불어넣습니다. LP 특유의 따뜻한 중음역대 질감은 이러한 아날로그 악기들의 잔향과 보컬의 호흡을 한층 더 깊이 있고 풍성하게 전달합니다.</w:t>
+        <w:t>Various Artists</w:t>
       </w:r>
     </w:p>
     <w:p>
       <w:pPr>
-        <w:spacing w:line="312" w:lineRule="auto" w:after="120"/>
+        <w:spacing w:line="324" w:lineRule="auto" w:after="80"/>
       </w:pPr>
+      <w:r>
+        <w:rPr w:rFonts="맑은 고딕">
+          <w:rFonts w:ascii="맑은 고딕" w:hAnsi="맑은 고딕" w:eastAsia="맑은 고딕"/>
+          <w:b w:val="0"/>
+          <w:color w:val="6B7280"/>
+          <w:sz w:val="21"/>
+        </w:rPr>
+        <w:t xml:space="preserve">· </w:t>
+      </w:r>
+      <w:r>
+        <w:rPr w:rFonts="맑은 고딕">
+          <w:rFonts w:ascii="맑은 고딕" w:hAnsi="맑은 고딕" w:eastAsia="맑은 고딕"/>
+          <w:b/>
+          <w:color w:val="1F2937"/>
+          <w:sz w:val="21"/>
+        </w:rPr>
+        <w:t xml:space="preserve">발매 정보: </w:t>
+      </w:r>
       <w:r>
         <w:rPr w:rFonts="맑은 고딕">
           <w:rFonts w:ascii="맑은 고딕" w:hAnsi="맑은 고딕" w:eastAsia="맑은 고딕"/>
           <w:b w:val="0"/>
           <w:sz w:val="21"/>
         </w:rPr>
-        <w:t>『Pops Pops Vol. 4』는 단순한 히트곡의 모음집을 넘어, 한 시대를 풍미했던 팝 사운드의 미학을 LP라는 매체를 통해 완벽하게 보존하고 있는 음반입니다. 바늘이 턴테이블의 홈을 따라 돌며 흘러나오는 은은한 바이닐 특유의 질감은 음악을 듣는 이로 하여금 깊은 추억과 휴식을 선사합니다. 정제된 음향과 시대를 초월한 멜로디의 향연을 만끽할 수 있는 이 앨범은 classic pop 애호가는 물론 바이닐 컬렉터 모두에게 기품 있는 감상의 시간을 선사할 것입니다.</w:t>
+        <w:t>1970~80년대 한국 음반 시장에서 서구 팝의 걸작들을 소개하고자 엄선된 기획 아래 라이선스로 정중히 선보였던 기념비적 컴필레이션 앨범입니다.</w:t>
+      </w:r>
+    </w:p>
+    <w:p>
+      <w:pPr>
+        <w:spacing w:line="324" w:lineRule="auto" w:after="80"/>
+      </w:pPr>
+      <w:r>
+        <w:rPr w:rFonts="맑은 고딕">
+          <w:rFonts w:ascii="맑은 고딕" w:hAnsi="맑은 고딕" w:eastAsia="맑은 고딕"/>
+          <w:b w:val="0"/>
+          <w:color w:val="6B7280"/>
+          <w:sz w:val="21"/>
+        </w:rPr>
+        <w:t xml:space="preserve">· </w:t>
+      </w:r>
+      <w:r>
+        <w:rPr w:rFonts="맑은 고딕">
+          <w:rFonts w:ascii="맑은 고딕" w:hAnsi="맑은 고딕" w:eastAsia="맑은 고딕"/>
+          <w:b/>
+          <w:color w:val="1F2937"/>
+          <w:sz w:val="21"/>
+        </w:rPr>
+        <w:t xml:space="preserve">LP 인기도(판매량): </w:t>
+      </w:r>
+      <w:r>
+        <w:rPr w:rFonts="맑은 고딕">
+          <w:rFonts w:ascii="맑은 고딕" w:hAnsi="맑은 고딕" w:eastAsia="맑은 고딕"/>
+          <w:b w:val="0"/>
+          <w:sz w:val="21"/>
+        </w:rPr>
+        <w:t>발매 당시 음악감상실과 라디오 방송가를 중심으로 지대한 사랑을 받으며 애호가들의 필청 음반으로 자리 잡았고, 대중적인 팝 가이드 역할을 훌륭히 수행하며 준수한 판매고를 올렸습니다.</w:t>
+      </w:r>
+    </w:p>
+    <w:p>
+      <w:pPr>
+        <w:spacing w:line="324" w:lineRule="auto" w:after="80"/>
+      </w:pPr>
+      <w:r>
+        <w:rPr w:rFonts="맑은 고딕">
+          <w:rFonts w:ascii="맑은 고딕" w:hAnsi="맑은 고딕" w:eastAsia="맑은 고딕"/>
+          <w:b w:val="0"/>
+          <w:color w:val="6B7280"/>
+          <w:sz w:val="21"/>
+        </w:rPr>
+        <w:t xml:space="preserve">· </w:t>
+      </w:r>
+      <w:r>
+        <w:rPr w:rFonts="맑은 고딕">
+          <w:rFonts w:ascii="맑은 고딕" w:hAnsi="맑은 고딕" w:eastAsia="맑은 고딕"/>
+          <w:b/>
+          <w:color w:val="1F2937"/>
+          <w:sz w:val="21"/>
+        </w:rPr>
+        <w:t xml:space="preserve">각종 수상경력: </w:t>
+      </w:r>
+      <w:r>
+        <w:rPr w:rFonts="맑은 고딕">
+          <w:rFonts w:ascii="맑은 고딕" w:hAnsi="맑은 고딕" w:eastAsia="맑은 고딕"/>
+          <w:b w:val="0"/>
+          <w:sz w:val="21"/>
+        </w:rPr>
+        <w:t>앨범 자체의 수상에 국한되지 않고, 빌보드 핫 100 차트 정상을 차지하거나 유수의 국제 음악상을 석권했던 당대 최고 아티스트들의 공인된 대표 명곡들이 다수 수록되어 높은 음악적 권위를 자랑합니다.</w:t>
+      </w:r>
+    </w:p>
+    <w:p>
+      <w:pPr>
+        <w:spacing w:line="324" w:lineRule="auto" w:before="200" w:after="80"/>
+      </w:pPr>
+      <w:r>
+        <w:rPr w:rFonts="맑은 고딕">
+          <w:rFonts w:ascii="맑은 고딕" w:hAnsi="맑은 고딕" w:eastAsia="맑은 고딕"/>
+          <w:b/>
+          <w:color w:val="1E3A8A"/>
+          <w:sz w:val="24"/>
+        </w:rPr>
+        <w:t>2. 아티스트 정보</w:t>
+      </w:r>
+    </w:p>
+    <w:p>
+      <w:pPr>
+        <w:spacing w:line="324" w:lineRule="auto" w:after="80"/>
+      </w:pPr>
+      <w:r>
+        <w:rPr w:rFonts="맑은 고딕">
+          <w:rFonts w:ascii="맑은 고딕" w:hAnsi="맑은 고딕" w:eastAsia="맑은 고딕"/>
+          <w:b w:val="0"/>
+          <w:color w:val="6B7280"/>
+          <w:sz w:val="21"/>
+        </w:rPr>
+        <w:t xml:space="preserve">· </w:t>
+      </w:r>
+      <w:r>
+        <w:rPr w:rFonts="맑은 고딕">
+          <w:rFonts w:ascii="맑은 고딕" w:hAnsi="맑은 고딕" w:eastAsia="맑은 고딕"/>
+          <w:b/>
+          <w:color w:val="1F2937"/>
+          <w:sz w:val="21"/>
+        </w:rPr>
+        <w:t xml:space="preserve">국적: </w:t>
+      </w:r>
+      <w:r>
+        <w:rPr w:rFonts="맑은 고딕">
+          <w:rFonts w:ascii="맑은 고딕" w:hAnsi="맑은 고딕" w:eastAsia="맑은 고딕"/>
+          <w:b w:val="0"/>
+          <w:sz w:val="21"/>
+        </w:rPr>
+        <w:t>다국적 (미국, 영국 등)</w:t>
+      </w:r>
+    </w:p>
+    <w:p>
+      <w:pPr>
+        <w:spacing w:line="324" w:lineRule="auto" w:after="80"/>
+      </w:pPr>
+      <w:r>
+        <w:rPr w:rFonts="맑은 고딕">
+          <w:rFonts w:ascii="맑은 고딕" w:hAnsi="맑은 고딕" w:eastAsia="맑은 고딕"/>
+          <w:b w:val="0"/>
+          <w:color w:val="6B7280"/>
+          <w:sz w:val="21"/>
+        </w:rPr>
+        <w:t xml:space="preserve">· </w:t>
+      </w:r>
+      <w:r>
+        <w:rPr w:rFonts="맑은 고딕">
+          <w:rFonts w:ascii="맑은 고딕" w:hAnsi="맑은 고딕" w:eastAsia="맑은 고딕"/>
+          <w:b/>
+          <w:color w:val="1F2937"/>
+          <w:sz w:val="21"/>
+        </w:rPr>
+        <w:t xml:space="preserve">생몰년도: </w:t>
+      </w:r>
+      <w:r>
+        <w:rPr w:rFonts="맑은 고딕">
+          <w:rFonts w:ascii="맑은 고딕" w:hAnsi="맑은 고딕" w:eastAsia="맑은 고딕"/>
+          <w:b w:val="0"/>
+          <w:sz w:val="21"/>
+        </w:rPr>
+        <w:t>1960년대~1980년대 활동기</w:t>
+      </w:r>
+    </w:p>
+    <w:p>
+      <w:pPr>
+        <w:spacing w:line="324" w:lineRule="auto" w:after="80"/>
+      </w:pPr>
+      <w:r>
+        <w:rPr w:rFonts="맑은 고딕">
+          <w:rFonts w:ascii="맑은 고딕" w:hAnsi="맑은 고딕" w:eastAsia="맑은 고딕"/>
+          <w:b w:val="0"/>
+          <w:color w:val="6B7280"/>
+          <w:sz w:val="21"/>
+        </w:rPr>
+        <w:t xml:space="preserve">· </w:t>
+      </w:r>
+      <w:r>
+        <w:rPr w:rFonts="맑은 고딕">
+          <w:rFonts w:ascii="맑은 고딕" w:hAnsi="맑은 고딕" w:eastAsia="맑은 고딕"/>
+          <w:b/>
+          <w:color w:val="1F2937"/>
+          <w:sz w:val="21"/>
+        </w:rPr>
+        <w:t xml:space="preserve">그룹 소속: </w:t>
+      </w:r>
+      <w:r>
+        <w:rPr w:rFonts="맑은 고딕">
+          <w:rFonts w:ascii="맑은 고딕" w:hAnsi="맑은 고딕" w:eastAsia="맑은 고딕"/>
+          <w:b w:val="0"/>
+          <w:sz w:val="21"/>
+        </w:rPr>
+        <w:t>옴니버스 (솔로 및 그룹 연합)</w:t>
+      </w:r>
+    </w:p>
+    <w:p>
+      <w:pPr>
+        <w:spacing w:line="324" w:lineRule="auto" w:after="80"/>
+      </w:pPr>
+      <w:r>
+        <w:rPr w:rFonts="맑은 고딕">
+          <w:rFonts w:ascii="맑은 고딕" w:hAnsi="맑은 고딕" w:eastAsia="맑은 고딕"/>
+          <w:b w:val="0"/>
+          <w:color w:val="6B7280"/>
+          <w:sz w:val="21"/>
+        </w:rPr>
+        <w:t xml:space="preserve">· </w:t>
+      </w:r>
+      <w:r>
+        <w:rPr w:rFonts="맑은 고딕">
+          <w:rFonts w:ascii="맑은 고딕" w:hAnsi="맑은 고딕" w:eastAsia="맑은 고딕"/>
+          <w:b/>
+          <w:color w:val="1F2937"/>
+          <w:sz w:val="21"/>
+        </w:rPr>
+        <w:t xml:space="preserve">아티스트 소개: </w:t>
+      </w:r>
+      <w:r>
+        <w:rPr w:rFonts="맑은 고딕">
+          <w:rFonts w:ascii="맑은 고딕" w:hAnsi="맑은 고딕" w:eastAsia="맑은 고딕"/>
+          <w:b w:val="0"/>
+          <w:sz w:val="21"/>
+        </w:rPr>
+        <w:t>팝 음악사의 황금기를 개척하고 견인했던 전설적인 거장 보컬리스트들과 명인 밴드들이 한데 어우러져 있습니다. 각자의 독창적인 음악 언어로 전 세계 청중의 심금을 울렸던 이들의 목소리는 시대를 초월하여 불멸의 예술적 가치로 살아 숨 쉬고 있습니다.</w:t>
+      </w:r>
+    </w:p>
+    <w:p>
+      <w:pPr>
+        <w:spacing w:line="324" w:lineRule="auto" w:before="200" w:after="80"/>
+      </w:pPr>
+      <w:r>
+        <w:rPr w:rFonts="맑은 고딕">
+          <w:rFonts w:ascii="맑은 고딕" w:hAnsi="맑은 고딕" w:eastAsia="맑은 고딕"/>
+          <w:b/>
+          <w:color w:val="1E3A8A"/>
+          <w:sz w:val="24"/>
+        </w:rPr>
+        <w:t>3. 음반 상세 분석</w:t>
+      </w:r>
+    </w:p>
+    <w:p>
+      <w:pPr>
+        <w:spacing w:line="324" w:lineRule="auto" w:after="80"/>
+      </w:pPr>
+      <w:r>
+        <w:rPr w:rFonts="맑은 고딕">
+          <w:rFonts w:ascii="맑은 고딕" w:hAnsi="맑은 고딕" w:eastAsia="맑은 고딕"/>
+          <w:b w:val="0"/>
+          <w:color w:val="6B7280"/>
+          <w:sz w:val="21"/>
+        </w:rPr>
+        <w:t xml:space="preserve">· </w:t>
+      </w:r>
+      <w:r>
+        <w:rPr w:rFonts="맑은 고딕">
+          <w:rFonts w:ascii="맑은 고딕" w:hAnsi="맑은 고딕" w:eastAsia="맑은 고딕"/>
+          <w:b/>
+          <w:color w:val="1F2937"/>
+          <w:sz w:val="21"/>
+        </w:rPr>
+        <w:t xml:space="preserve">역사적 위치: </w:t>
+      </w:r>
+      <w:r>
+        <w:rPr w:rFonts="맑은 고딕">
+          <w:rFonts w:ascii="맑은 고딕" w:hAnsi="맑은 고딕" w:eastAsia="맑은 고딕"/>
+          <w:b w:val="0"/>
+          <w:sz w:val="21"/>
+        </w:rPr>
+        <w:t>단편적인 히트곡의 나열을 넘어 당시 팝 음악계의 정수를 밀도 있게 조망할 수 있는 뛰어난 완성도를 지닌 아카이브 음반입니다. 대중음악이 예술적 성숙을 이루던 찬란한 시기의 음악적 유산을 한자리에서 조망할 수 있는 귀중한 역사적 가교 역할을 합니다.</w:t>
+      </w:r>
+    </w:p>
+    <w:p>
+      <w:pPr>
+        <w:spacing w:line="324" w:lineRule="auto" w:after="80"/>
+      </w:pPr>
+      <w:r>
+        <w:rPr w:rFonts="맑은 고딕">
+          <w:rFonts w:ascii="맑은 고딕" w:hAnsi="맑은 고딕" w:eastAsia="맑은 고딕"/>
+          <w:b w:val="0"/>
+          <w:color w:val="6B7280"/>
+          <w:sz w:val="21"/>
+        </w:rPr>
+        <w:t xml:space="preserve">· </w:t>
+      </w:r>
+      <w:r>
+        <w:rPr w:rFonts="맑은 고딕">
+          <w:rFonts w:ascii="맑은 고딕" w:hAnsi="맑은 고딕" w:eastAsia="맑은 고딕"/>
+          <w:b/>
+          <w:color w:val="1F2937"/>
+          <w:sz w:val="21"/>
+        </w:rPr>
+        <w:t xml:space="preserve">시대의 흔적(스토리텔링): </w:t>
+      </w:r>
+      <w:r>
+        <w:rPr w:rFonts="맑은 고딕">
+          <w:rFonts w:ascii="맑은 고딕" w:hAnsi="맑은 고딕" w:eastAsia="맑은 고딕"/>
+          <w:b w:val="0"/>
+          <w:sz w:val="21"/>
+        </w:rPr>
+        <w:t>턴테이블 바늘이 닿을 때 피어오르는 미세한 지직거림 속에는 심야 라디오에 기대어 엽서를 쓰던 풋풋한 청춘들의 사연과 시대적 공기가 고스란히 머물러 있습니다. 팍팍한 일상 속에서도 서구의 낭만을 동경하며 음악으로 위로받던 그 시절의 애틋한 온기가 바이닐 표면에 결마다 아로새겨져 있습니다.</w:t>
+      </w:r>
+    </w:p>
+    <w:p>
+      <w:pPr>
+        <w:spacing w:line="324" w:lineRule="auto" w:before="200" w:after="80"/>
+      </w:pPr>
+      <w:r>
+        <w:rPr w:rFonts="맑은 고딕">
+          <w:rFonts w:ascii="맑은 고딕" w:hAnsi="맑은 고딕" w:eastAsia="맑은 고딕"/>
+          <w:b/>
+          <w:color w:val="1E3A8A"/>
+          <w:sz w:val="24"/>
+        </w:rPr>
+        <w:t>4. 주요 수록곡 및 감상 제언</w:t>
+      </w:r>
+    </w:p>
+    <w:p>
+      <w:pPr>
+        <w:spacing w:line="324" w:lineRule="auto" w:after="80"/>
+      </w:pPr>
+      <w:r>
+        <w:rPr w:rFonts="맑은 고딕">
+          <w:rFonts w:ascii="맑은 고딕" w:hAnsi="맑은 고딕" w:eastAsia="맑은 고딕"/>
+          <w:b w:val="0"/>
+          <w:color w:val="6B7280"/>
+          <w:sz w:val="21"/>
+        </w:rPr>
+        <w:t xml:space="preserve">· </w:t>
+      </w:r>
+      <w:r>
+        <w:rPr w:rFonts="맑은 고딕">
+          <w:rFonts w:ascii="맑은 고딕" w:hAnsi="맑은 고딕" w:eastAsia="맑은 고딕"/>
+          <w:b/>
+          <w:color w:val="1F2937"/>
+          <w:sz w:val="21"/>
+        </w:rPr>
+        <w:t xml:space="preserve">주요 수록곡 특징: </w:t>
+      </w:r>
+      <w:r>
+        <w:rPr w:rFonts="맑은 고딕">
+          <w:rFonts w:ascii="맑은 고딕" w:hAnsi="맑은 고딕" w:eastAsia="맑은 고딕"/>
+          <w:b w:val="0"/>
+          <w:sz w:val="21"/>
+        </w:rPr>
+        <w:t>심금을 울리는 서정적인 팝 발라드부터 활기찬 에너지를 품은 소프트 록 넘버까지 다채로운 결을 지닌 명곡들이 조화롭게 수록되어 있습니다. 풍성한 현악 오케스트레이션과 호소력 짙은 음색이 조화를 이루며 드라마틱한 감정의 굴곡을 유려하게 그려냅니다.</w:t>
+      </w:r>
+    </w:p>
+    <w:p>
+      <w:pPr>
+        <w:spacing w:line="324" w:lineRule="auto" w:after="80"/>
+      </w:pPr>
+      <w:r>
+        <w:rPr w:rFonts="맑은 고딕">
+          <w:rFonts w:ascii="맑은 고딕" w:hAnsi="맑은 고딕" w:eastAsia="맑은 고딕"/>
+          <w:b w:val="0"/>
+          <w:color w:val="6B7280"/>
+          <w:sz w:val="21"/>
+        </w:rPr>
+        <w:t xml:space="preserve">· </w:t>
+      </w:r>
+      <w:r>
+        <w:rPr w:rFonts="맑은 고딕">
+          <w:rFonts w:ascii="맑은 고딕" w:hAnsi="맑은 고딕" w:eastAsia="맑은 고딕"/>
+          <w:b/>
+          <w:color w:val="1F2937"/>
+          <w:sz w:val="21"/>
+        </w:rPr>
+        <w:t xml:space="preserve">빈티지 감상 제언: </w:t>
+      </w:r>
+      <w:r>
+        <w:rPr w:rFonts="맑은 고딕">
+          <w:rFonts w:ascii="맑은 고딕" w:hAnsi="맑은 고딕" w:eastAsia="맑은 고딕"/>
+          <w:b w:val="0"/>
+          <w:sz w:val="21"/>
+        </w:rPr>
+        <w:t>진공관 앰프의 온화한 배음과 턴테이블의 회전을 통해 전해지는 사운드는 디지털 음원에서는 맛볼 수 없는 두툼한 중음역과 공간의 공기감을 극대화합니다. 실내의 조도를 낮추고 카트리지가 긁어내는 아날로그 특유의 온화한 선율에 오롯이 몰입해 보시길 권합니다.</w:t>
+      </w:r>
+    </w:p>
+    <w:p>
+      <w:pPr>
+        <w:spacing w:line="324" w:lineRule="auto" w:after="80"/>
+      </w:pPr>
+      <w:r>
+        <w:rPr w:rFonts="맑은 고딕">
+          <w:rFonts w:ascii="맑은 고딕" w:hAnsi="맑은 고딕" w:eastAsia="맑은 고딕"/>
+          <w:b w:val="0"/>
+          <w:color w:val="6B7280"/>
+          <w:sz w:val="21"/>
+        </w:rPr>
+        <w:t xml:space="preserve">· </w:t>
+      </w:r>
+      <w:r>
+        <w:rPr w:rFonts="맑은 고딕">
+          <w:rFonts w:ascii="맑은 고딕" w:hAnsi="맑은 고딕" w:eastAsia="맑은 고딕"/>
+          <w:b/>
+          <w:color w:val="1F2937"/>
+          <w:sz w:val="21"/>
+        </w:rPr>
+        <w:t xml:space="preserve">소장 가치: </w:t>
+      </w:r>
+      <w:r>
+        <w:rPr w:rFonts="맑은 고딕">
+          <w:rFonts w:ascii="맑은 고딕" w:hAnsi="맑은 고딕" w:eastAsia="맑은 고딕"/>
+          <w:b w:val="0"/>
+          <w:sz w:val="21"/>
+        </w:rPr>
+        <w:t>한 장의 디스크로 팝 음악사의 영광스러운 순간들을 품격 있게 소장할 수 있다는 점에서 클래식 및 팝 LP 컬렉터에게 매우 소중한 가치를 지닙니다. 오랜 세월의 숨결을 품은 재킷의 질감과 함께 아날로그의 황금기를 기억하게 하는 아름다운 문화적 유산입니다.</w:t>
+      </w:r>
+    </w:p>
+    <w:p>
+      <w:pPr>
+        <w:spacing w:line="324" w:lineRule="auto" w:after="120" w:before="160"/>
+      </w:pPr>
+      <w:r>
+        <w:rPr w:rFonts="맑은 고딕">
+          <w:rFonts w:ascii="맑은 고딕" w:hAnsi="맑은 고딕" w:eastAsia="맑은 고딕"/>
+          <w:b/>
+          <w:color w:val="4338CA"/>
+          <w:sz w:val="21"/>
+        </w:rPr>
+        <w:t>이 음반을 통해 아날로그 소릿골 사이로 피어나는 은은한 노스탤지어와 불멸의 멜로디가 전해주는 감동을 다시 한번 경험해 보시는 것은 어떨까요?</w:t>
       </w:r>
     </w:p>
     <w:sectPr>
       <w:pgSz w:w="12240" w:h="15840"/>
-      <w:pgMar w:top="1440" w:right="1440" w:bottom="1440" w:left="1440" w:header="720" w:footer="720" w:gutter="0"/>
+      <w:pgMar w:top="1152" w:right="1296" w:bottom="1152" w:left="1296" w:header="720" w:footer="720" w:gutter="0"/>
       <w:cols w:space="720"/>
       <w:docGrid w:linePitch="360"/>
     </w:sectPr>

--- a/word_reports/LP_0021_위치_322_Various Artists_Pops Pops.docx
+++ b/word_reports/LP_0021_위치_322_Various Artists_Pops Pops.docx
@@ -32,7 +32,7 @@
     </w:p>
     <w:p>
       <w:pPr>
-        <w:spacing w:line="324" w:lineRule="auto" w:before="80" w:after="160"/>
+        <w:spacing w:line="324" w:lineRule="auto" w:before="80" w:after="120"/>
       </w:pPr>
       <w:r>
         <w:rPr w:rFonts="맑은 고딕">
@@ -42,13 +42,6 @@
           <w:sz w:val="22"/>
         </w:rPr>
         <w:t xml:space="preserve">[음반 소개] </w:t>
-      </w:r>
-      <w:r>
-        <w:rPr w:rFonts="맑은 고딕">
-          <w:rFonts w:ascii="맑은 고딕" w:hAnsi="맑은 고딕" w:eastAsia="맑은 고딕"/>
-          <w:b w:val="0"/>
-          <w:sz w:val="21"/>
-        </w:rPr>
       </w:r>
     </w:p>
     <w:p>
@@ -61,7 +54,33 @@
           <w:b w:val="0"/>
           <w:sz w:val="21"/>
         </w:rPr>
-        <w:t>황금빛 노을처럼 찬란했던 서구 팝 음악의 영광스러운 순간들을 한 장의 바이닐에 오롯이 응축해 낸 소중한 명편입니다. 70~80년대 감수성을 풍요롭게 수놓았던 거장들의 유려한 멜로디가 정교한 큐레이션을 통해 아날로그 소릿골마다 아련하게 스며들어 있습니다. 디지털 시대에는 결코 흉내 낼 수 없는 깊고 따스한 질감은 청자에게 지나간 청춘의 낭만과 음악이 주는 순수한 위로를 다시금 일깨워 줍니다. 음악사적 가치를 넘어 시대를 풍미한 감동의 유산으로서 오늘날의 클래식 애호가와 팝 애청자 모두의 가슴을 깊이 울리는 음반입니다.</w:t>
+        <w:t>턴테이블의 회전과 함께 흘러나오는 아날로그의 향취는 언제나 시간의 경계를 허물며 청자를 아득한 기억의 정원으로 인도합니다. 1970~80년대 대한민국 대중음악 감상자들에게 서구 팝 음악의 드넓은 지평을 열어주었던 기념비적 컴필레이션 바이닐, 《Pops Pops Vol.4》는 단순한 히트곡의 나열을 넘어 당대 청춘들의 메마른 가슴을 어루만졌던 시대의 사운드트랙입니다. 당시 해외 원판을 쉽게 접하기 어려웠던 문화적 척박함 속에서, 정성스럽게 큐레이션된 이 음반은 심야 라디오 방송의 다이얼을 돌리며 바다 건너 들려오는 선율에 위로받던 수많은 이들의 음악적 갈증을 해소해 준 오아시스와도 같았습니다.</w:t>
+      </w:r>
+    </w:p>
+    <w:p>
+      <w:pPr>
+        <w:spacing w:line="324" w:lineRule="auto" w:after="120"/>
+      </w:pPr>
+      <w:r>
+        <w:rPr w:rFonts="맑은 고딕">
+          <w:rFonts w:ascii="맑은 고딕" w:hAnsi="맑은 고딕" w:eastAsia="맑은 고딕"/>
+          <w:b w:val="0"/>
+          <w:sz w:val="21"/>
+        </w:rPr>
+        <w:t>본 음반은 팝 음악의 황금기를 수놓았던 위대한 아티스트들의 숨결을 한 장의 바이닐에 오롯이 응축하고 있습니다. 포크 록의 소박하고 맑은 서정성, 소프트 팝이 지닌 달콤한 낭만, 그리고 심금을 울리는 스탠더드 팝 발라드의 애수가 한데 어우러져 절묘한 미학적 균형을 이룹니다. 비록 서로 다른 음악적 배경과 철학을 지닌 다국적 뮤지션들의 작품이지만, '팝스 팝스(Pops Pops)'라는 품격 있는 옴니버스 선곡을 통해 트랙과 트랙 사이가 유기적인 서사 구조로 연결되며, 듣는 이로 하여금 마치 잘 짜인 한 편의 음악 소설을 읽는 듯한 깊은 몰입감을 선사합니다.</w:t>
+      </w:r>
+    </w:p>
+    <w:p>
+      <w:pPr>
+        <w:spacing w:line="324" w:lineRule="auto" w:after="120"/>
+      </w:pPr>
+      <w:r>
+        <w:rPr w:rFonts="맑은 고딕">
+          <w:rFonts w:ascii="맑은 고딕" w:hAnsi="맑은 고딕" w:eastAsia="맑은 고딕"/>
+          <w:b w:val="0"/>
+          <w:sz w:val="21"/>
+        </w:rPr>
+        <w:t>세월이 반세기 가까이 흘러 디지털 음원이 일상이 된 오늘날에도 이 음반이 전하는 서정적 울림은 결코 바래지 않습니다. LP 특유의 소리골(groove) 속에서 피어오르는 미세한 잡음과 포근한 배음은 과거 종로와 명동의 어두컴컴한 음악다방, 낡은 트랜지스터라디오 불빛 아래서 청춘을 불태우던 순수한 감성을 생생하게 소환합니다. 인간의 보편적 정서인 사랑, 이별, 그리움을 꾸밈없는 아날로그 사운드로 증언하는 본 작은, 시대를 초월하여 우리의 지친 영혼에 영원히 마르지 않는 따스한 안식처를 내어주고 있습니다.</w:t>
       </w:r>
     </w:p>
     <w:p>
@@ -168,7 +187,7 @@
           <w:b w:val="0"/>
           <w:sz w:val="21"/>
         </w:rPr>
-        <w:t>1970~80년대 한국 음반 시장에서 서구 팝의 걸작들을 소개하고자 엄선된 기획 아래 라이선스로 정중히 선보였던 기념비적 컴필레이션 앨범입니다.</w:t>
+        <w:t>1970~80년대 한국 팝 애호가들의 폭발적인 수요에 부응하여 당대 최고 인기 서구 팝 넘버들을 정갈하게 엄선해 선보인 전설적인 기획 라이선스 컴필레이션 음반.</w:t>
       </w:r>
     </w:p>
     <w:p>
@@ -199,7 +218,7 @@
           <w:b w:val="0"/>
           <w:sz w:val="21"/>
         </w:rPr>
-        <w:t>발매 당시 음악감상실과 라디오 방송가를 중심으로 지대한 사랑을 받으며 애호가들의 필청 음반으로 자리 잡았고, 대중적인 팝 가이드 역할을 훌륭히 수행하며 준수한 판매고를 올렸습니다.</w:t>
+        <w:t>발매 직후 전국 레코드 숍의 스테디셀러로 등극하며 청년층과 음악다방 DJ들의 필청반으로 자리 잡았고, 장기적인 판매 호조를 누리며 대중적 인기를 구가함.</w:t>
       </w:r>
     </w:p>
     <w:p>
@@ -230,7 +249,7 @@
           <w:b w:val="0"/>
           <w:sz w:val="21"/>
         </w:rPr>
-        <w:t>앨범 자체의 수상에 국한되지 않고, 빌보드 핫 100 차트 정상을 차지하거나 유수의 국제 음악상을 석권했던 당대 최고 아티스트들의 공인된 대표 명곡들이 다수 수록되어 높은 음악적 권위를 자랑합니다.</w:t>
+        <w:t>수록곡 개별 트랙 다수가 빌보드 핫 100 차트 최상위권 점령 및 그래미 어워드 후보 지명 등 세계 음악계에서 공인된 예술성과 대중성을 이미 입증받은 명곡들의 집대성.</w:t>
       </w:r>
     </w:p>
     <w:p>
@@ -275,7 +294,7 @@
           <w:b w:val="0"/>
           <w:sz w:val="21"/>
         </w:rPr>
-        <w:t>다국적 (미국, 영국 등)</w:t>
+        <w:t>미국, 영국 등 다국적 (Various Countries)</w:t>
       </w:r>
     </w:p>
     <w:p>
@@ -306,7 +325,7 @@
           <w:b w:val="0"/>
           <w:sz w:val="21"/>
         </w:rPr>
-        <w:t>1960년대~1980년대 활동기</w:t>
+        <w:t>1960~1980년대 황금기 활동 아티스트 연합</w:t>
       </w:r>
     </w:p>
     <w:p>
@@ -337,7 +356,7 @@
           <w:b w:val="0"/>
           <w:sz w:val="21"/>
         </w:rPr>
-        <w:t>옴니버스 (솔로 및 그룹 연합)</w:t>
+        <w:t>솔로 싱어송라이터 및 전설적 밴드 앙상블</w:t>
       </w:r>
     </w:p>
     <w:p>
@@ -368,7 +387,7 @@
           <w:b w:val="0"/>
           <w:sz w:val="21"/>
         </w:rPr>
-        <w:t>팝 음악사의 황금기를 개척하고 견인했던 전설적인 거장 보컬리스트들과 명인 밴드들이 한데 어우러져 있습니다. 각자의 독창적인 음악 언어로 전 세계 청중의 심금을 울렸던 이들의 목소리는 시대를 초월하여 불멸의 예술적 가치로 살아 숨 쉬고 있습니다.</w:t>
+        <w:t>20세기 서구 대중음악의 전성기를 견인했던 불세출의 명인들이 함께 자리한 구성입니다. 보컬리스트마다 각기 다른 독창적인 음색과 깊이 있는 표현력으로 현대 팝 보컬의 전형을 세웠으며, 대중음악이 순수 예술 못지않은 서정적 감동을 줄 수 있음을 증명한 위대한 예술가들입니다.</w:t>
       </w:r>
     </w:p>
     <w:p>
@@ -413,7 +432,7 @@
           <w:b w:val="0"/>
           <w:sz w:val="21"/>
         </w:rPr>
-        <w:t>단편적인 히트곡의 나열을 넘어 당시 팝 음악계의 정수를 밀도 있게 조망할 수 있는 뛰어난 완성도를 지닌 아카이브 음반입니다. 대중음악이 예술적 성숙을 이루던 찬란한 시기의 음악적 유산을 한자리에서 조망할 수 있는 귀중한 역사적 가교 역할을 합니다.</w:t>
+        <w:t>단일 아티스트 음반의 한계를 넘어 당대 팝 씬(Pop Scene)의 다채로운 조류와 정수를 조망하게 돕는 귀중한 아카이브적 가치를 지니며, 한국 팝 수용사(史)의 찬란한 단면을 상징하는 명기획반입니다.</w:t>
       </w:r>
     </w:p>
     <w:p>
@@ -444,7 +463,7 @@
           <w:b w:val="0"/>
           <w:sz w:val="21"/>
         </w:rPr>
-        <w:t>턴테이블 바늘이 닿을 때 피어오르는 미세한 지직거림 속에는 심야 라디오에 기대어 엽서를 쓰던 풋풋한 청춘들의 사연과 시대적 공기가 고스란히 머물러 있습니다. 팍팍한 일상 속에서도 서구의 낭만을 동경하며 음악으로 위로받던 그 시절의 애틋한 온기가 바이닐 표면에 결마다 아로새겨져 있습니다.</w:t>
+        <w:t>고도성장의 그늘 아래서 번민하던 7080 청춘들이 시대의 무게를 견디며 꿈꾸었던 자유와 낭만의 정서가 투영되어 있습니다. 지직거리는 턴테이블 소리는 낡은 청바지와 통기타, 커피 향 짙은 음악실의 공기를 그대로 머금고 있습니다.</w:t>
       </w:r>
     </w:p>
     <w:p>
@@ -489,7 +508,7 @@
           <w:b w:val="0"/>
           <w:sz w:val="21"/>
         </w:rPr>
-        <w:t>심금을 울리는 서정적인 팝 발라드부터 활기찬 에너지를 품은 소프트 록 넘버까지 다채로운 결을 지닌 명곡들이 조화롭게 수록되어 있습니다. 풍성한 현악 오케스트레이션과 호소력 짙은 음색이 조화를 이루며 드라마틱한 감정의 굴곡을 유려하게 그려냅니다.</w:t>
+        <w:t>마음을 편안하게 감싸주는 감미로운 멜로디의 팝 발라드부터 어쿠스틱 기타의 소박한 떨림이 돋보이는 포크송, 풍성한 스트링 오케스트레이션이 융합된 낭만적 넘버들이 수록되어 있어 각 곡마다 빼어난 서정미를 자랑합니다.</w:t>
       </w:r>
     </w:p>
     <w:p>
@@ -520,7 +539,7 @@
           <w:b w:val="0"/>
           <w:sz w:val="21"/>
         </w:rPr>
-        <w:t>진공관 앰프의 온화한 배음과 턴테이블의 회전을 통해 전해지는 사운드는 디지털 음원에서는 맛볼 수 없는 두툼한 중음역과 공간의 공기감을 극대화합니다. 실내의 조도를 낮추고 카트리지가 긁어내는 아날로그 특유의 온화한 선율에 오롯이 몰입해 보시길 권합니다.</w:t>
+        <w:t>진공관 앰프의 따뜻한 잔향과 풀레인지 스피커의 자연스러운 음색으로 감상할 때 보컬의 숨결과 어쿠스틱 악기의 잔향이 극대화됩니다. 조도를 낮춘 고요한 밤, 턴테이블의 침압을 정밀하게 맞춘 후 바늘을 얹으면 바이닐 특유의 두툼하고 밀도 높은 아날로그 사운드가 공간을 우아하게 채웁니다.</w:t>
       </w:r>
     </w:p>
     <w:p>
@@ -551,7 +570,7 @@
           <w:b w:val="0"/>
           <w:sz w:val="21"/>
         </w:rPr>
-        <w:t>한 장의 디스크로 팝 음악사의 영광스러운 순간들을 품격 있게 소장할 수 있다는 점에서 클래식 및 팝 LP 컬렉터에게 매우 소중한 가치를 지닙니다. 오랜 세월의 숨결을 품은 재킷의 질감과 함께 아날로그의 황금기를 기억하게 하는 아름다운 문화적 유산입니다.</w:t>
+        <w:t>현대의 차가운 디지털 리마스터링으로는 결코 재현할 수 없는 시대 특유의 아날로그 믹싱과 프레싱 질감을 간직하고 있어, 빈티지 팝 바이닐을 사랑하는 컬렉터에게 아련한 향수와 깊은 소장 만족감을 안겨주는 수작입니다.</w:t>
       </w:r>
     </w:p>
     <w:p>
@@ -565,7 +584,7 @@
           <w:color w:val="4338CA"/>
           <w:sz w:val="21"/>
         </w:rPr>
-        <w:t>이 음반을 통해 아날로그 소릿골 사이로 피어나는 은은한 노스탤지어와 불멸의 멜로디가 전해주는 감동을 다시 한번 경험해 보시는 것은 어떨까요?</w:t>
+        <w:t>이 음반을 통해 아날로그 바늘 끝에서 피어나는 세월의 향기와 불멸의 팝 명곡들이 전해주는 감동을 다시 한번 경험해 보시는 것은 어떨까요?</w:t>
       </w:r>
     </w:p>
     <w:sectPr>
